--- a/thesis/doc/phan-1-tom-tat-mo-dau-chuong-1-2.docx
+++ b/thesis/doc/phan-1-tom-tat-mo-dau-chuong-1-2.docx
@@ -76,7 +76,7 @@
         <w:t xml:space="preserve"> </w:t>
       </w:r>
       <w:r>
-        <w:t xml:space="preserve">đình. Công việc này tưởng nhỏ nhưng gây tốn thời gian và dễ dẫn tới hai hệ quả:</w:t>
+        <w:t xml:space="preserve">đình. Công việc này có quy mô nhỏ nhưng tốn thời gian và dễ dẫn tới hai hệ quả:</w:t>
       </w:r>
       <w:r>
         <w:t xml:space="preserve"> </w:t>
@@ -335,13 +335,13 @@
         <w:t xml:space="preserve"> </w:t>
       </w:r>
       <w:r>
-        <w:t xml:space="preserve">mẫu gồm 25 món ăn Việt Nam, 40 nguyên liệu và 10 danh mục. Hệ thống cung cấp 47</w:t>
-      </w:r>
-      <w:r>
-        <w:t xml:space="preserve"> </w:t>
-      </w:r>
-      <w:r>
-        <w:t xml:space="preserve">chức năng phân theo ba mức quyền truy cập. Phần kiểm thử gồm</w:t>
+        <w:t xml:space="preserve">mẫu gồm 26 món ăn Việt Nam, 40 nguyên liệu và 10 danh mục. Hệ thống cung cấp 20</w:t>
+      </w:r>
+      <w:r>
+        <w:t xml:space="preserve"> </w:t>
+      </w:r>
+      <w:r>
+        <w:t xml:space="preserve">chức năng, phân thành ba nhóm theo mức quyền truy cập. Phần kiểm thử gồm</w:t>
       </w:r>
       <w:r>
         <w:t xml:space="preserve"> </w:t>
@@ -383,13 +383,13 @@
         <w:t xml:space="preserve"> </w:t>
       </w:r>
       <w:r>
-        <w:t xml:space="preserve">thực đơn: khi thư viện món không đủ lớn, tiêu chí phụ theo năng lượng khiến hệ</w:t>
-      </w:r>
-      <w:r>
-        <w:t xml:space="preserve"> </w:t>
-      </w:r>
-      <w:r>
-        <w:t xml:space="preserve">thống chọn lặp lại đúng một món cho mọi suất còn trống. Sau khi bổ sung tiêu chí</w:t>
+        <w:t xml:space="preserve">thực đơn. Cụ thể, khi thư viện món không đủ lớn, tiêu chí phụ theo năng lượng</w:t>
+      </w:r>
+      <w:r>
+        <w:t xml:space="preserve"> </w:t>
+      </w:r>
+      <w:r>
+        <w:t xml:space="preserve">khiến hệ thống chọn lặp lại đúng một món cho mọi suất còn trống. Sau khi bổ sung tiêu chí</w:t>
       </w:r>
       <w:r>
         <w:t xml:space="preserve"> </w:t>
@@ -1022,7 +1022,7 @@
         </w:numPr>
       </w:pPr>
       <w:r>
-        <w:t xml:space="preserve">Dữ liệu mẫu gồm 25 món ăn Việt Nam phổ biến, đủ để minh họa và kiểm chứng thuật</w:t>
+        <w:t xml:space="preserve">Dữ liệu mẫu gồm 26 món ăn Việt Nam phổ biến, đủ để minh họa và kiểm chứng thuật</w:t>
       </w:r>
       <w:r>
         <w:t xml:space="preserve"> </w:t>
@@ -1356,13 +1356,13 @@
         <w:t xml:space="preserve"> </w:t>
       </w:r>
       <w:r>
-        <w:t xml:space="preserve">món gì phụ thuộc vào nguyên liệu đang có; nguyên liệu cần mua lại phụ thuộc vào</w:t>
-      </w:r>
-      <w:r>
-        <w:t xml:space="preserve"> </w:t>
-      </w:r>
-      <w:r>
-        <w:t xml:space="preserve">các món dự định nấu; và thực đơn của một ngày nên xét trong tương quan với cả</w:t>
+        <w:t xml:space="preserve">món gì phụ thuộc vào nguyên liệu đang có. Nguyên liệu cần mua lại phụ thuộc vào</w:t>
+      </w:r>
+      <w:r>
+        <w:t xml:space="preserve"> </w:t>
+      </w:r>
+      <w:r>
+        <w:t xml:space="preserve">các món dự định nấu. Và thực đơn của một ngày nên xét trong tương quan với cả</w:t>
       </w:r>
       <w:r>
         <w:t xml:space="preserve"> </w:t>
@@ -2245,7 +2245,7 @@
         <w:t xml:space="preserve"> </w:t>
       </w:r>
       <w:r>
-        <w:t xml:space="preserve">và giao thực phẩm tươi; đến tháng 11/2023 doanh nghiệp đã thu hẹp hoạt động, rút</w:t>
+        <w:t xml:space="preserve">và giao thực phẩm tươi. Đến tháng 11/2023, doanh nghiệp đã thu hẹp hoạt động, rút</w:t>
       </w:r>
       <w:r>
         <w:t xml:space="preserve"> </w:t>
@@ -3213,21 +3213,31 @@
           <w:i/>
           <w:iCs/>
         </w:rPr>
-        <w:t xml:space="preserve">web cho phép: (a) xếp hạng các món có thể nấu từ một tập nguyên liệu cho trước,</w:t>
-      </w:r>
+        <w:t xml:space="preserve">web cho phép:</w:t>
+      </w:r>
+    </w:p>
+    <w:p>
+      <w:pPr>
+        <w:pStyle w:val="BlockText"/>
+      </w:pPr>
       <w:r>
         <w:rPr>
           <w:i/>
           <w:iCs/>
         </w:rPr>
-        <w:t xml:space="preserve"> </w:t>
-      </w:r>
+        <w:t xml:space="preserve">(a) xếp hạng các món có thể nấu từ một tập nguyên liệu cho trước;</w:t>
+      </w:r>
+    </w:p>
+    <w:p>
+      <w:pPr>
+        <w:pStyle w:val="BlockText"/>
+      </w:pPr>
       <w:r>
         <w:rPr>
           <w:i/>
           <w:iCs/>
         </w:rPr>
-        <w:t xml:space="preserve">(b) sinh tự động thực đơn cho bảy ngày với các ràng buộc về tính đa dạng và cân</w:t>
+        <w:t xml:space="preserve">(b) sinh tự động thực đơn cho bảy ngày với các ràng buộc về tính đa dạng và</w:t>
       </w:r>
       <w:r>
         <w:rPr>
@@ -3241,7 +3251,19 @@
           <w:i/>
           <w:iCs/>
         </w:rPr>
-        <w:t xml:space="preserve">đối năng lượng, và (c) tổng hợp danh sách nguyên liệu cần mua từ thực đơn đó.</w:t>
+        <w:t xml:space="preserve">cân đối năng lượng;</w:t>
+      </w:r>
+    </w:p>
+    <w:p>
+      <w:pPr>
+        <w:pStyle w:val="BlockText"/>
+      </w:pPr>
+      <w:r>
+        <w:rPr>
+          <w:i/>
+          <w:iCs/>
+        </w:rPr>
+        <w:t xml:space="preserve">(c) tổng hợp danh sách nguyên liệu cần mua từ thực đơn đó.</w:t>
       </w:r>
     </w:p>
     <w:p>
@@ -4970,7 +4992,7 @@
         <w:t xml:space="preserve"> </w:t>
       </w:r>
       <w:r>
-        <w:t xml:space="preserve">hai tập hợp [14]:</w:t>
+        <w:t xml:space="preserve">hai tập hợp [15]:</w:t>
       </w:r>
     </w:p>
     <w:p>
@@ -5824,7 +5846,7 @@
           <w:b/>
           <w:bCs/>
         </w:rPr>
-        <w:t xml:space="preserve">thứ tự xác định</w:t>
+        <w:t xml:space="preserve">thứ tự tất định</w:t>
       </w:r>
       <w:r>
         <w:t xml:space="preserve"> </w:t>
@@ -6321,7 +6343,7 @@
         <w:t xml:space="preserve"> </w:t>
       </w:r>
       <w:r>
-        <w:t xml:space="preserve">lựa chọn đã thực hiện [13]. Chiến lược này không bảo đảm nghiệm tối ưu toàn cục</w:t>
+        <w:t xml:space="preserve">lựa chọn đã thực hiện [14]. Chiến lược này không bảo đảm nghiệm tối ưu toàn cục</w:t>
       </w:r>
       <w:r>
         <w:t xml:space="preserve"> </w:t>
@@ -7623,7 +7645,36 @@
         <w:pStyle w:val="BodyText"/>
       </w:pPr>
       <w:r>
-        <w:t xml:space="preserve">[13] T. H. Cormen, C. E. Leiserson, R. L. Rivest, C. Stein.</w:t>
+        <w:t xml:space="preserve">[13] Apple App Store.</w:t>
+      </w:r>
+      <w:r>
+        <w:t xml:space="preserve"> </w:t>
+      </w:r>
+      <w:r>
+        <w:t xml:space="preserve">“Paprika Recipe Manager 3”</w:t>
+      </w:r>
+      <w:r>
+        <w:t xml:space="preserve">.</w:t>
+      </w:r>
+      <w:r>
+        <w:t xml:space="preserve"> </w:t>
+      </w:r>
+      <w:r>
+        <w:t xml:space="preserve">https://apps.apple.com/us/app/paprika-recipe-manager-3/id1303222628. Truy cập</w:t>
+      </w:r>
+      <w:r>
+        <w:t xml:space="preserve"> </w:t>
+      </w:r>
+      <w:r>
+        <w:t xml:space="preserve">ngày 25/07/2026.</w:t>
+      </w:r>
+    </w:p>
+    <w:p>
+      <w:pPr>
+        <w:pStyle w:val="BodyText"/>
+      </w:pPr>
+      <w:r>
+        <w:t xml:space="preserve">[14] T. H. Cormen, C. E. Leiserson, R. L. Rivest, C. Stein.</w:t>
       </w:r>
       <w:r>
         <w:t xml:space="preserve"> </w:t>
@@ -7664,7 +7715,7 @@
         <w:pStyle w:val="BodyText"/>
       </w:pPr>
       <w:r>
-        <w:t xml:space="preserve">[14] C. D. Manning, P. Raghavan, H. Schütze.</w:t>
+        <w:t xml:space="preserve">[15] C. D. Manning, P. Raghavan, H. Schütze.</w:t>
       </w:r>
       <w:r>
         <w:t xml:space="preserve"> </w:t>

--- a/thesis/doc/phan-1-tom-tat-mo-dau-chuong-1-2.docx
+++ b/thesis/doc/phan-1-tom-tat-mo-dau-chuong-1-2.docx
@@ -31,7 +31,7 @@
             <w:pStyle w:val="TOCHeading"/>
           </w:pPr>
           <w:r>
-            <w:t xml:space="preserve">Table of Contents</w:t>
+            <w:t xml:space="preserve">MỤC LỤC</w:t>
           </w:r>
         </w:p>
         <w:p>
@@ -1637,7 +1637,7 @@
         <w:t xml:space="preserve"> </w:t>
       </w:r>
       <w:r>
-        <w:t xml:space="preserve">dung do chính người dùng đăng tải thay vì do một đội ngũ biên tập tạo ra [4].</w:t>
+        <w:t xml:space="preserve">dung do chính người dùng đăng tải thay vì do một đội ngũ biên tập tạo ra [1].</w:t>
       </w:r>
       <w:r>
         <w:t xml:space="preserve"> </w:t>
@@ -1748,7 +1748,7 @@
         <w:t xml:space="preserve"> </w:t>
       </w:r>
       <w:r>
-        <w:t xml:space="preserve">[4].</w:t>
+        <w:t xml:space="preserve">[1].</w:t>
       </w:r>
     </w:p>
     <w:p>
@@ -1895,13 +1895,13 @@
         <w:t xml:space="preserve"> </w:t>
       </w:r>
       <w:r>
-        <w:t xml:space="preserve">[7]. Theo nguồn thứ cấp trích lại thông báo của công ty chủ quản, website và ứng</w:t>
-      </w:r>
-      <w:r>
-        <w:t xml:space="preserve"> </w:t>
-      </w:r>
-      <w:r>
-        <w:t xml:space="preserve">dụng di động của Yummly đã đóng cửa từ ngày 20/12/2024 [6].</w:t>
+        <w:t xml:space="preserve">[15]. Theo nguồn thứ cấp trích lại thông báo của công ty chủ quản, website và ứng</w:t>
+      </w:r>
+      <w:r>
+        <w:t xml:space="preserve"> </w:t>
+      </w:r>
+      <w:r>
+        <w:t xml:space="preserve">dụng di động của Yummly đã đóng cửa từ ngày 20/12/2024 [14].</w:t>
       </w:r>
     </w:p>
     <w:p>
@@ -2020,7 +2020,7 @@
         <w:t xml:space="preserve"> </w:t>
       </w:r>
       <w:r>
-        <w:t xml:space="preserve">[10].</w:t>
+        <w:t xml:space="preserve">[9].</w:t>
       </w:r>
       <w:r>
         <w:t xml:space="preserve"> </w:t>
@@ -2032,7 +2032,7 @@
         <w:t xml:space="preserve"> </w:t>
       </w:r>
       <w:r>
-        <w:t xml:space="preserve">[11].</w:t>
+        <w:t xml:space="preserve">[2].</w:t>
       </w:r>
     </w:p>
     <w:p>
@@ -2120,13 +2120,13 @@
         <w:t xml:space="preserve"> </w:t>
       </w:r>
       <w:r>
-        <w:t xml:space="preserve">trùng nhau và sắp xếp theo khu vực gian hàng [12]. Ứng dụng hỗ trợ tìm kiếm theo</w:t>
-      </w:r>
-      <w:r>
-        <w:t xml:space="preserve"> </w:t>
-      </w:r>
-      <w:r>
-        <w:t xml:space="preserve">tên và theo nguyên liệu [13].</w:t>
+        <w:t xml:space="preserve">trùng nhau và sắp xếp theo khu vực gian hàng [13]. Ứng dụng hỗ trợ tìm kiếm theo</w:t>
+      </w:r>
+      <w:r>
+        <w:t xml:space="preserve"> </w:t>
+      </w:r>
+      <w:r>
+        <w:t xml:space="preserve">tên và theo nguyên liệu [3].</w:t>
       </w:r>
     </w:p>
     <w:p>
@@ -2171,7 +2171,7 @@
         <w:t xml:space="preserve">tự động</w:t>
       </w:r>
       <w:r>
-        <w:t xml:space="preserve">: người dùng phải tự kéo thả từng công thức vào lịch [12]. Nói cách</w:t>
+        <w:t xml:space="preserve">: người dùng phải tự kéo thả từng công thức vào lịch [13]. Nói cách</w:t>
       </w:r>
       <w:r>
         <w:t xml:space="preserve"> </w:t>
@@ -2207,7 +2207,7 @@
         <w:t xml:space="preserve"> </w:t>
       </w:r>
       <w:r>
-        <w:t xml:space="preserve">người theo dõi lớn, với nội dung xoay quanh món Việt, bánh và đồ uống [9]. Kiểm</w:t>
+        <w:t xml:space="preserve">người theo dõi lớn, với nội dung xoay quanh món Việt, bánh và đồ uống [7]. Kiểm</w:t>
       </w:r>
       <w:r>
         <w:t xml:space="preserve"> </w:t>
@@ -2225,7 +2225,7 @@
         <w:t xml:space="preserve"> </w:t>
       </w:r>
       <w:r>
-        <w:t xml:space="preserve">xuất danh sách đi chợ [9].</w:t>
+        <w:t xml:space="preserve">xuất danh sách đi chợ [7].</w:t>
       </w:r>
     </w:p>
     <w:p>
@@ -2251,7 +2251,7 @@
         <w:t xml:space="preserve"> </w:t>
       </w:r>
       <w:r>
-        <w:t xml:space="preserve">khỏi thị trường Hà Nội và chỉ còn vận hành tại Thành phố Hồ Chí Minh [8]. Tại</w:t>
+        <w:t xml:space="preserve">khỏi thị trường Hà Nội và chỉ còn vận hành tại Thành phố Hồ Chí Minh [4]. Tại</w:t>
       </w:r>
       <w:r>
         <w:t xml:space="preserve"> </w:t>
@@ -2435,7 +2435,7 @@
               <w:pStyle w:val="Compact"/>
             </w:pPr>
             <w:r>
-              <w:t xml:space="preserve">Có [4]</w:t>
+              <w:t xml:space="preserve">Có [1]</w:t>
             </w:r>
           </w:p>
         </w:tc>
@@ -2446,7 +2446,7 @@
               <w:pStyle w:val="Compact"/>
             </w:pPr>
             <w:r>
-              <w:t xml:space="preserve">Có, chưa rõ mức độ tự động [4]</w:t>
+              <w:t xml:space="preserve">Có, chưa rõ mức độ tự động [1]</w:t>
             </w:r>
           </w:p>
         </w:tc>
@@ -2457,7 +2457,7 @@
               <w:pStyle w:val="Compact"/>
             </w:pPr>
             <w:r>
-              <w:t xml:space="preserve">Có [4]</w:t>
+              <w:t xml:space="preserve">Có [1]</w:t>
             </w:r>
           </w:p>
         </w:tc>
@@ -2479,7 +2479,7 @@
               <w:pStyle w:val="Compact"/>
             </w:pPr>
             <w:r>
-              <w:t xml:space="preserve">Miễn phí kèm gói Premium [4]</w:t>
+              <w:t xml:space="preserve">Miễn phí kèm gói Premium [1]</w:t>
             </w:r>
           </w:p>
         </w:tc>
@@ -2503,7 +2503,7 @@
               <w:pStyle w:val="Compact"/>
             </w:pPr>
             <w:r>
-              <w:t xml:space="preserve">Đã ngừng hoạt động từ 20/12/2024 [6][7]</w:t>
+              <w:t xml:space="preserve">Đã ngừng hoạt động từ 20/12/2024 [14][15]</w:t>
             </w:r>
           </w:p>
         </w:tc>
@@ -2571,7 +2571,7 @@
               <w:pStyle w:val="Compact"/>
             </w:pPr>
             <w:r>
-              <w:t xml:space="preserve">Không nêu trong mô tả chính thức [10][11]</w:t>
+              <w:t xml:space="preserve">Không nêu trong mô tả chính thức [9][2]</w:t>
             </w:r>
           </w:p>
         </w:tc>
@@ -2582,7 +2582,7 @@
               <w:pStyle w:val="Compact"/>
             </w:pPr>
             <w:r>
-              <w:t xml:space="preserve">Có [10]</w:t>
+              <w:t xml:space="preserve">Có [9]</w:t>
             </w:r>
           </w:p>
         </w:tc>
@@ -2593,7 +2593,7 @@
               <w:pStyle w:val="Compact"/>
             </w:pPr>
             <w:r>
-              <w:t xml:space="preserve">Có [10]</w:t>
+              <w:t xml:space="preserve">Có [9]</w:t>
             </w:r>
           </w:p>
         </w:tc>
@@ -2615,7 +2615,7 @@
               <w:pStyle w:val="Compact"/>
             </w:pPr>
             <w:r>
-              <w:t xml:space="preserve">Freemium, Pro 2,99 USD/tháng [11]</w:t>
+              <w:t xml:space="preserve">Freemium, Pro 2,99 USD/tháng [2]</w:t>
             </w:r>
           </w:p>
         </w:tc>
@@ -2639,7 +2639,7 @@
               <w:pStyle w:val="Compact"/>
             </w:pPr>
             <w:r>
-              <w:t xml:space="preserve">Có [13]</w:t>
+              <w:t xml:space="preserve">Có [3]</w:t>
             </w:r>
           </w:p>
         </w:tc>
@@ -2650,7 +2650,7 @@
               <w:pStyle w:val="Compact"/>
             </w:pPr>
             <w:r>
-              <w:t xml:space="preserve">Không, lập kế hoạch thủ công [12]</w:t>
+              <w:t xml:space="preserve">Không, lập kế hoạch thủ công [13]</w:t>
             </w:r>
           </w:p>
         </w:tc>
@@ -2661,7 +2661,7 @@
               <w:pStyle w:val="Compact"/>
             </w:pPr>
             <w:r>
-              <w:t xml:space="preserve">Có [12]</w:t>
+              <w:t xml:space="preserve">Có [13]</w:t>
             </w:r>
           </w:p>
         </w:tc>
@@ -2683,7 +2683,7 @@
               <w:pStyle w:val="Compact"/>
             </w:pPr>
             <w:r>
-              <w:t xml:space="preserve">Trả phí một lần [12]</w:t>
+              <w:t xml:space="preserve">Trả phí một lần [13]</w:t>
             </w:r>
           </w:p>
         </w:tc>
@@ -2707,7 +2707,7 @@
               <w:pStyle w:val="Compact"/>
             </w:pPr>
             <w:r>
-              <w:t xml:space="preserve">Không [9]</w:t>
+              <w:t xml:space="preserve">Không [7]</w:t>
             </w:r>
           </w:p>
         </w:tc>
@@ -2718,7 +2718,7 @@
               <w:pStyle w:val="Compact"/>
             </w:pPr>
             <w:r>
-              <w:t xml:space="preserve">Không [9]</w:t>
+              <w:t xml:space="preserve">Không [7]</w:t>
             </w:r>
           </w:p>
         </w:tc>
@@ -2729,7 +2729,7 @@
               <w:pStyle w:val="Compact"/>
             </w:pPr>
             <w:r>
-              <w:t xml:space="preserve">Không [9]</w:t>
+              <w:t xml:space="preserve">Không [7]</w:t>
             </w:r>
           </w:p>
         </w:tc>
@@ -2740,7 +2740,7 @@
               <w:pStyle w:val="Compact"/>
             </w:pPr>
             <w:r>
-              <w:t xml:space="preserve">Có [9]</w:t>
+              <w:t xml:space="preserve">Có [7]</w:t>
             </w:r>
           </w:p>
         </w:tc>
@@ -2751,7 +2751,7 @@
               <w:pStyle w:val="Compact"/>
             </w:pPr>
             <w:r>
-              <w:t xml:space="preserve">Miễn phí [9]</w:t>
+              <w:t xml:space="preserve">Miễn phí [7]</w:t>
             </w:r>
           </w:p>
         </w:tc>
@@ -2808,7 +2808,7 @@
               <w:pStyle w:val="Compact"/>
             </w:pPr>
             <w:r>
-              <w:t xml:space="preserve">Có [8]</w:t>
+              <w:t xml:space="preserve">Có [4]</w:t>
             </w:r>
           </w:p>
         </w:tc>
@@ -3041,7 +3041,7 @@
         <w:t xml:space="preserve"> </w:t>
       </w:r>
       <w:r>
-        <w:t xml:space="preserve">rủi ro này [6][7].</w:t>
+        <w:t xml:space="preserve">rủi ro này [14][15].</w:t>
       </w:r>
     </w:p>
     <w:p>
@@ -3522,7 +3522,7 @@
         <w:t xml:space="preserve"> </w:t>
       </w:r>
       <w:r>
-        <w:t xml:space="preserve">(separation of concerns) [1]. Theo mô tả của Microsoft, yêu cầu từ</w:t>
+        <w:t xml:space="preserve">(separation of concerns) [12]. Theo mô tả của Microsoft, yêu cầu từ</w:t>
       </w:r>
       <w:r>
         <w:t xml:space="preserve"> </w:t>
@@ -3540,7 +3540,7 @@
         <w:t xml:space="preserve"> </w:t>
       </w:r>
       <w:r>
-        <w:t xml:space="preserve">thị và cung cấp cho View dữ liệu cần thiết [1].</w:t>
+        <w:t xml:space="preserve">thị và cung cấp cho View dữ liệu cần thiết [12].</w:t>
       </w:r>
     </w:p>
     <w:p>
@@ -3548,7 +3548,7 @@
         <w:pStyle w:val="BodyText"/>
       </w:pPr>
       <w:r>
-        <w:t xml:space="preserve">Vai trò của từng thành phần được xác định như sau [1]:</w:t>
+        <w:t xml:space="preserve">Vai trò của từng thành phần được xác định như sau [12]:</w:t>
       </w:r>
     </w:p>
     <w:p>
@@ -3671,7 +3671,7 @@
         <w:t xml:space="preserve"> </w:t>
       </w:r>
       <w:r>
-        <w:t xml:space="preserve">View hay Controller [1]. Nhờ đó Model có thể được xây dựng và kiểm thử độc lập</w:t>
+        <w:t xml:space="preserve">View hay Controller [12]. Nhờ đó Model có thể được xây dựng và kiểm thử độc lập</w:t>
       </w:r>
       <w:r>
         <w:t xml:space="preserve"> </w:t>
@@ -3703,7 +3703,7 @@
         <w:t xml:space="preserve"> </w:t>
       </w:r>
       <w:r>
-        <w:t xml:space="preserve">[1]. Khuyến nghị này là căn cứ trực tiếp cho quyết định thiết kế của đồ án: tách</w:t>
+        <w:t xml:space="preserve">[12]. Khuyến nghị này là căn cứ trực tiếp cho quyết định thiết kế của đồ án: tách</w:t>
       </w:r>
       <w:r>
         <w:t xml:space="preserve"> </w:t>
@@ -3755,7 +3755,7 @@
         <w:t xml:space="preserve"> </w:t>
       </w:r>
       <w:r>
-        <w:t xml:space="preserve">cho tầng trình bày [1]. Đồ án sử dụng trực tiếp các cơ chế sau của khung này:</w:t>
+        <w:t xml:space="preserve">cho tầng trình bày [12]. Đồ án sử dụng trực tiếp các cơ chế sau của khung này:</w:t>
       </w:r>
     </w:p>
     <w:p>
@@ -3798,7 +3798,7 @@
         <w:t xml:space="preserve"> </w:t>
       </w:r>
       <w:r>
-        <w:t xml:space="preserve">[1].</w:t>
+        <w:t xml:space="preserve">[12].</w:t>
       </w:r>
     </w:p>
     <w:p>
@@ -3832,7 +3832,7 @@
         <w:t xml:space="preserve"> </w:t>
       </w:r>
       <w:r>
-        <w:t xml:space="preserve">[1]. Cơ chế này được đồ án sử dụng để ánh xạ toàn bộ tham số lọc và sắp xếp của</w:t>
+        <w:t xml:space="preserve">[12]. Cơ chế này được đồ án sử dụng để ánh xạ toàn bộ tham số lọc và sắp xếp của</w:t>
       </w:r>
       <w:r>
         <w:t xml:space="preserve"> </w:t>
@@ -3872,7 +3872,7 @@
         <w:t xml:space="preserve"> </w:t>
       </w:r>
       <w:r>
-        <w:t xml:space="preserve">trước khi hành động của Controller được gọi [1].</w:t>
+        <w:t xml:space="preserve">trước khi hành động của Controller được gọi [12].</w:t>
       </w:r>
     </w:p>
     <w:p>
@@ -3900,7 +3900,7 @@
         <w:t xml:space="preserve"> </w:t>
       </w:r>
       <w:r>
-        <w:t xml:space="preserve">thiết thông qua hàm khởi tạo [1]. Đồ án dùng cơ chế này để đưa các lớp Service</w:t>
+        <w:t xml:space="preserve">thiết thông qua hàm khởi tạo [12]. Đồ án dùng cơ chế này để đưa các lớp Service</w:t>
       </w:r>
       <w:r>
         <w:t xml:space="preserve"> </w:t>
@@ -3955,7 +3955,7 @@
         <w:t xml:space="preserve"> </w:t>
       </w:r>
       <w:r>
-        <w:t xml:space="preserve">khung [1].</w:t>
+        <w:t xml:space="preserve">khung [12].</w:t>
       </w:r>
     </w:p>
     <w:p>
@@ -3977,7 +3977,7 @@
         <w:t xml:space="preserve"> </w:t>
       </w:r>
       <w:r>
-        <w:t xml:space="preserve">cơ chế phân hoạch ứng dụng lớn thành các nhóm chức năng nhỏ hơn [1].</w:t>
+        <w:t xml:space="preserve">cơ chế phân hoạch ứng dụng lớn thành các nhóm chức năng nhỏ hơn [12].</w:t>
       </w:r>
       <w:r>
         <w:t xml:space="preserve"> </w:t>
@@ -4017,7 +4017,7 @@
         <w:t xml:space="preserve"> </w:t>
       </w:r>
       <w:r>
-        <w:t xml:space="preserve">tham gia vào việc tạo và kết xuất phần tử HTML [1].</w:t>
+        <w:t xml:space="preserve">tham gia vào việc tạo và kết xuất phần tử HTML [12].</w:t>
       </w:r>
     </w:p>
     <w:bookmarkEnd w:id="28"/>
@@ -4118,7 +4118,7 @@
         <w:t xml:space="preserve"> </w:t>
       </w:r>
       <w:r>
-        <w:t xml:space="preserve">đồng bộ với mô hình dữ liệu trong khi vẫn bảo toàn dữ liệu hiện có [2].</w:t>
+        <w:t xml:space="preserve">đồng bộ với mô hình dữ liệu trong khi vẫn bảo toàn dữ liệu hiện có [11].</w:t>
       </w:r>
     </w:p>
     <w:p>
@@ -4126,7 +4126,7 @@
         <w:pStyle w:val="BodyText"/>
       </w:pPr>
       <w:r>
-        <w:t xml:space="preserve">Cơ chế hoạt động của migrations gồm hai bước [2]:</w:t>
+        <w:t xml:space="preserve">Cơ chế hoạt động của migrations gồm hai bước [11]:</w:t>
       </w:r>
     </w:p>
     <w:p>
@@ -4262,7 +4262,7 @@
         <w:t xml:space="preserve"> </w:t>
       </w:r>
       <w:r>
-        <w:t xml:space="preserve">để áp dụng vào cơ sở dữ liệu [2].</w:t>
+        <w:t xml:space="preserve">để áp dụng vào cơ sở dữ liệu [11].</w:t>
       </w:r>
     </w:p>
     <w:p>
@@ -4318,7 +4318,7 @@
         <w:t xml:space="preserve"> </w:t>
       </w:r>
       <w:r>
-        <w:t xml:space="preserve">[3]. Việc sử dụng Identity thay vì tự cài đặt cơ chế xác thực mang lại ba lợi ích</w:t>
+        <w:t xml:space="preserve">[10]. Việc sử dụng Identity thay vì tự cài đặt cơ chế xác thực mang lại ba lợi ích</w:t>
       </w:r>
       <w:r>
         <w:t xml:space="preserve"> </w:t>
@@ -4384,7 +4384,7 @@
         <w:t xml:space="preserve"> </w:t>
       </w:r>
       <w:r>
-        <w:t xml:space="preserve">độ dài tối thiểu, yêu cầu chữ số, chữ hoa hay ký tự đặc biệt [3]. Đồ án cấu hình</w:t>
+        <w:t xml:space="preserve">độ dài tối thiểu, yêu cầu chữ số, chữ hoa hay ký tự đặc biệt [10]. Đồ án cấu hình</w:t>
       </w:r>
       <w:r>
         <w:t xml:space="preserve"> </w:t>
@@ -4435,7 +4435,7 @@
         <w:t xml:space="preserve"> </w:t>
       </w:r>
       <w:r>
-        <w:t xml:space="preserve">của MVC [1], hệ thống có</w:t>
+        <w:t xml:space="preserve">của MVC [12], hệ thống có</w:t>
       </w:r>
       <w:r>
         <w:t xml:space="preserve"> </w:t>
@@ -4992,7 +4992,7 @@
         <w:t xml:space="preserve"> </w:t>
       </w:r>
       <w:r>
-        <w:t xml:space="preserve">hai tập hợp [15]:</w:t>
+        <w:t xml:space="preserve">hai tập hợp [8]:</w:t>
       </w:r>
     </w:p>
     <w:p>
@@ -6343,7 +6343,7 @@
         <w:t xml:space="preserve"> </w:t>
       </w:r>
       <w:r>
-        <w:t xml:space="preserve">lựa chọn đã thực hiện [14]. Chiến lược này không bảo đảm nghiệm tối ưu toàn cục</w:t>
+        <w:t xml:space="preserve">lựa chọn đã thực hiện [6]. Chiến lược này không bảo đảm nghiệm tối ưu toàn cục</w:t>
       </w:r>
       <w:r>
         <w:t xml:space="preserve"> </w:t>
@@ -7351,7 +7351,292 @@
         <w:pStyle w:val="FirstParagraph"/>
       </w:pPr>
       <w:r>
-        <w:t xml:space="preserve">[1] Microsoft Learn.</w:t>
+        <w:t xml:space="preserve">Danh mục xếp theo thứ tự từ điển và trình bày theo định dạng IEEE, thống nhất</w:t>
+      </w:r>
+      <w:r>
+        <w:t xml:space="preserve"> </w:t>
+      </w:r>
+      <w:r>
+        <w:t xml:space="preserve">cho toàn bộ báo cáo.</w:t>
+      </w:r>
+    </w:p>
+    <w:p>
+      <w:pPr>
+        <w:pStyle w:val="BodyText"/>
+      </w:pPr>
+      <w:r>
+        <w:t xml:space="preserve">[1] Apple App Store,</w:t>
+      </w:r>
+      <w:r>
+        <w:t xml:space="preserve"> </w:t>
+      </w:r>
+      <w:r>
+        <w:t xml:space="preserve">“Cookpad Recipes”</w:t>
+      </w:r>
+      <w:r>
+        <w:t xml:space="preserve">. [Online]. Địa chỉ:</w:t>
+      </w:r>
+      <w:r>
+        <w:t xml:space="preserve"> </w:t>
+      </w:r>
+      <w:r>
+        <w:t xml:space="preserve">https://apps.apple.com/us/app/cookpad-recipes/id340368403. [Truy cập ngày</w:t>
+      </w:r>
+      <w:r>
+        <w:t xml:space="preserve"> </w:t>
+      </w:r>
+      <w:r>
+        <w:t xml:space="preserve">25/07/2026].</w:t>
+      </w:r>
+    </w:p>
+    <w:p>
+      <w:pPr>
+        <w:pStyle w:val="BodyText"/>
+      </w:pPr>
+      <w:r>
+        <w:t xml:space="preserve">[2] Apple App Store,</w:t>
+      </w:r>
+      <w:r>
+        <w:t xml:space="preserve"> </w:t>
+      </w:r>
+      <w:r>
+        <w:t xml:space="preserve">“Mealime Meal Plans &amp; Recipes”</w:t>
+      </w:r>
+      <w:r>
+        <w:t xml:space="preserve">. [Online]. Địa chỉ:</w:t>
+      </w:r>
+      <w:r>
+        <w:t xml:space="preserve"> </w:t>
+      </w:r>
+      <w:r>
+        <w:t xml:space="preserve">https://apps.apple.com/us/app/mealime-meal-plans-recipes/id1079999103. [Truy</w:t>
+      </w:r>
+      <w:r>
+        <w:t xml:space="preserve"> </w:t>
+      </w:r>
+      <w:r>
+        <w:t xml:space="preserve">cập ngày 25/07/2026].</w:t>
+      </w:r>
+    </w:p>
+    <w:p>
+      <w:pPr>
+        <w:pStyle w:val="BodyText"/>
+      </w:pPr>
+      <w:r>
+        <w:t xml:space="preserve">[3] Apple App Store,</w:t>
+      </w:r>
+      <w:r>
+        <w:t xml:space="preserve"> </w:t>
+      </w:r>
+      <w:r>
+        <w:t xml:space="preserve">“Paprika Recipe Manager 3”</w:t>
+      </w:r>
+      <w:r>
+        <w:t xml:space="preserve">. [Online]. Địa chỉ:</w:t>
+      </w:r>
+      <w:r>
+        <w:t xml:space="preserve"> </w:t>
+      </w:r>
+      <w:r>
+        <w:t xml:space="preserve">https://apps.apple.com/us/app/paprika-recipe-manager-3/id1303222628. [Truy cập</w:t>
+      </w:r>
+      <w:r>
+        <w:t xml:space="preserve"> </w:t>
+      </w:r>
+      <w:r>
+        <w:t xml:space="preserve">ngày 25/07/2026].</w:t>
+      </w:r>
+    </w:p>
+    <w:p>
+      <w:pPr>
+        <w:pStyle w:val="BodyText"/>
+      </w:pPr>
+      <w:r>
+        <w:t xml:space="preserve">[4] CafeF,</w:t>
+      </w:r>
+      <w:r>
+        <w:t xml:space="preserve"> </w:t>
+      </w:r>
+      <w:r>
+        <w:t xml:space="preserve">“Thị trường quá khốc liệt, Cooky - startup đi chợ online của</w:t>
+      </w:r>
+      <w:r>
+        <w:t xml:space="preserve"> </w:t>
+      </w:r>
+      <w:r>
+        <w:t xml:space="preserve">Founder ShopeeFood rời thị trường Hà Nội, chỉ còn hoạt động tại TPHCM”</w:t>
+      </w:r>
+      <w:r>
+        <w:t xml:space="preserve">.</w:t>
+      </w:r>
+      <w:r>
+        <w:t xml:space="preserve"> </w:t>
+      </w:r>
+      <w:r>
+        <w:t xml:space="preserve">[Online]. Địa chỉ:</w:t>
+      </w:r>
+      <w:r>
+        <w:t xml:space="preserve"> </w:t>
+      </w:r>
+      <w:r>
+        <w:t xml:space="preserve">https://cafef.vn/thi-truong-qua-khoc-liet-cooky-startup-di-cho-online-cua-founder-shopeefood-roi-thi-truong-ha-noi-chi-con-hoat-dong-tai-tphcm-188231205162148255.chn.</w:t>
+      </w:r>
+      <w:r>
+        <w:t xml:space="preserve"> </w:t>
+      </w:r>
+      <w:r>
+        <w:t xml:space="preserve">[Truy cập ngày 25/07/2026].</w:t>
+      </w:r>
+    </w:p>
+    <w:p>
+      <w:pPr>
+        <w:pStyle w:val="BodyText"/>
+      </w:pPr>
+      <w:r>
+        <w:t xml:space="preserve">[5] Cookpad,</w:t>
+      </w:r>
+      <w:r>
+        <w:t xml:space="preserve"> </w:t>
+      </w:r>
+      <w:r>
+        <w:t xml:space="preserve">“Cookpad Việt Nam”</w:t>
+      </w:r>
+      <w:r>
+        <w:t xml:space="preserve">. [Online]. Địa chỉ: https://cookpad.com/vn.</w:t>
+      </w:r>
+      <w:r>
+        <w:t xml:space="preserve"> </w:t>
+      </w:r>
+      <w:r>
+        <w:t xml:space="preserve">[Truy cập ngày 25/07/2026].</w:t>
+      </w:r>
+    </w:p>
+    <w:p>
+      <w:pPr>
+        <w:pStyle w:val="BodyText"/>
+      </w:pPr>
+      <w:r>
+        <w:t xml:space="preserve">[6] T. H. Cormen, C. E. Leiserson, R. L. Rivest, C. Stein, Introduction to</w:t>
+      </w:r>
+      <w:r>
+        <w:t xml:space="preserve"> </w:t>
+      </w:r>
+      <w:r>
+        <w:t xml:space="preserve">Algorithms, 4th ed., MIT Press, Cambridge, MA, 2022.</w:t>
+      </w:r>
+    </w:p>
+    <w:p>
+      <w:pPr>
+        <w:pStyle w:val="BodyText"/>
+      </w:pPr>
+      <w:r>
+        <w:t xml:space="preserve">[7] Esheep Kitchen, Trang chủ. [Online]. Địa chỉ:</w:t>
+      </w:r>
+      <w:r>
+        <w:t xml:space="preserve"> </w:t>
+      </w:r>
+      <w:r>
+        <w:t xml:space="preserve">https://www.esheepkitchen.com/. [Truy cập ngày 25/07/2026].</w:t>
+      </w:r>
+    </w:p>
+    <w:p>
+      <w:pPr>
+        <w:pStyle w:val="BodyText"/>
+      </w:pPr>
+      <w:r>
+        <w:t xml:space="preserve">[8] C. D. Manning, P. Raghavan, H. Schütze, Introduction to Information</w:t>
+      </w:r>
+      <w:r>
+        <w:t xml:space="preserve"> </w:t>
+      </w:r>
+      <w:r>
+        <w:t xml:space="preserve">Retrieval, Cambridge University Press, Cambridge, 2008.</w:t>
+      </w:r>
+    </w:p>
+    <w:p>
+      <w:pPr>
+        <w:pStyle w:val="BodyText"/>
+      </w:pPr>
+      <w:r>
+        <w:t xml:space="preserve">[9] Mealime, Trang chủ. [Online]. Địa chỉ: https://www.mealime.com/. [Truy cập</w:t>
+      </w:r>
+      <w:r>
+        <w:t xml:space="preserve"> </w:t>
+      </w:r>
+      <w:r>
+        <w:t xml:space="preserve">ngày 25/07/2026].</w:t>
+      </w:r>
+    </w:p>
+    <w:p>
+      <w:pPr>
+        <w:pStyle w:val="BodyText"/>
+      </w:pPr>
+      <w:r>
+        <w:t xml:space="preserve">[10] Microsoft Learn,</w:t>
+      </w:r>
+      <w:r>
+        <w:t xml:space="preserve"> </w:t>
+      </w:r>
+      <w:r>
+        <w:t xml:space="preserve">“Introduction to Identity on ASP.NET Core”</w:t>
+      </w:r>
+      <w:r>
+        <w:t xml:space="preserve">. [Online].</w:t>
+      </w:r>
+      <w:r>
+        <w:t xml:space="preserve"> </w:t>
+      </w:r>
+      <w:r>
+        <w:t xml:space="preserve">Địa chỉ:</w:t>
+      </w:r>
+      <w:r>
+        <w:t xml:space="preserve"> </w:t>
+      </w:r>
+      <w:r>
+        <w:t xml:space="preserve">https://learn.microsoft.com/en-us/aspnet/core/security/authentication/identity.</w:t>
+      </w:r>
+      <w:r>
+        <w:t xml:space="preserve"> </w:t>
+      </w:r>
+      <w:r>
+        <w:t xml:space="preserve">[Truy cập ngày 25/07/2026].</w:t>
+      </w:r>
+    </w:p>
+    <w:p>
+      <w:pPr>
+        <w:pStyle w:val="BodyText"/>
+      </w:pPr>
+      <w:r>
+        <w:t xml:space="preserve">[11] Microsoft Learn,</w:t>
+      </w:r>
+      <w:r>
+        <w:t xml:space="preserve"> </w:t>
+      </w:r>
+      <w:r>
+        <w:t xml:space="preserve">“Migrations Overview - EF Core”</w:t>
+      </w:r>
+      <w:r>
+        <w:t xml:space="preserve">. [Online]. Địa chỉ:</w:t>
+      </w:r>
+      <w:r>
+        <w:t xml:space="preserve"> </w:t>
+      </w:r>
+      <w:r>
+        <w:t xml:space="preserve">https://learn.microsoft.com/en-us/ef/core/managing-schemas/migrations/. [Truy</w:t>
+      </w:r>
+      <w:r>
+        <w:t xml:space="preserve"> </w:t>
+      </w:r>
+      <w:r>
+        <w:t xml:space="preserve">cập ngày 25/07/2026].</w:t>
+      </w:r>
+    </w:p>
+    <w:p>
+      <w:pPr>
+        <w:pStyle w:val="BodyText"/>
+      </w:pPr>
+      <w:r>
+        <w:t xml:space="preserve">[12] Microsoft Learn,</w:t>
       </w:r>
       <w:r>
         <w:t xml:space="preserve"> </w:t>
@@ -7360,19 +7645,19 @@
         <w:t xml:space="preserve">“Overview of ASP.NET Core MVC”</w:t>
       </w:r>
       <w:r>
-        <w:t xml:space="preserve">.</w:t>
-      </w:r>
-      <w:r>
-        <w:t xml:space="preserve"> </w:t>
-      </w:r>
-      <w:r>
-        <w:t xml:space="preserve">https://learn.microsoft.com/en-us/aspnet/core/mvc/overview. Truy cập ngày</w:t>
-      </w:r>
-      <w:r>
-        <w:t xml:space="preserve"> </w:t>
-      </w:r>
-      <w:r>
-        <w:t xml:space="preserve">25/07/2026.</w:t>
+        <w:t xml:space="preserve">. [Online]. Địa chỉ:</w:t>
+      </w:r>
+      <w:r>
+        <w:t xml:space="preserve"> </w:t>
+      </w:r>
+      <w:r>
+        <w:t xml:space="preserve">https://learn.microsoft.com/en-us/aspnet/core/mvc/overview. [Truy cập ngày</w:t>
+      </w:r>
+      <w:r>
+        <w:t xml:space="preserve"> </w:t>
+      </w:r>
+      <w:r>
+        <w:t xml:space="preserve">25/07/2026].</w:t>
       </w:r>
     </w:p>
     <w:p>
@@ -7380,28 +7665,13 @@
         <w:pStyle w:val="BodyText"/>
       </w:pPr>
       <w:r>
-        <w:t xml:space="preserve">[2] Microsoft Learn.</w:t>
-      </w:r>
-      <w:r>
-        <w:t xml:space="preserve"> </w:t>
-      </w:r>
-      <w:r>
-        <w:t xml:space="preserve">“Migrations Overview - EF Core”</w:t>
-      </w:r>
-      <w:r>
-        <w:t xml:space="preserve">.</w:t>
-      </w:r>
-      <w:r>
-        <w:t xml:space="preserve"> </w:t>
-      </w:r>
-      <w:r>
-        <w:t xml:space="preserve">https://learn.microsoft.com/en-us/ef/core/managing-schemas/migrations/. Truy cập</w:t>
-      </w:r>
-      <w:r>
-        <w:t xml:space="preserve"> </w:t>
-      </w:r>
-      <w:r>
-        <w:t xml:space="preserve">ngày 25/07/2026.</w:t>
+        <w:t xml:space="preserve">[13] Paprika App, Trang chủ. [Online]. Địa chỉ: https://www.paprikaapp.com/.</w:t>
+      </w:r>
+      <w:r>
+        <w:t xml:space="preserve"> </w:t>
+      </w:r>
+      <w:r>
+        <w:t xml:space="preserve">[Truy cập ngày 25/07/2026].</w:t>
       </w:r>
     </w:p>
     <w:p>
@@ -7409,28 +7679,34 @@
         <w:pStyle w:val="BodyText"/>
       </w:pPr>
       <w:r>
-        <w:t xml:space="preserve">[3] Microsoft Learn.</w:t>
-      </w:r>
-      <w:r>
-        <w:t xml:space="preserve"> </w:t>
-      </w:r>
-      <w:r>
-        <w:t xml:space="preserve">“Introduction to Identity on ASP.NET Core”</w:t>
-      </w:r>
-      <w:r>
-        <w:t xml:space="preserve">.</w:t>
-      </w:r>
-      <w:r>
-        <w:t xml:space="preserve"> </w:t>
-      </w:r>
-      <w:r>
-        <w:t xml:space="preserve">https://learn.microsoft.com/en-us/aspnet/core/security/authentication/identity.</w:t>
-      </w:r>
-      <w:r>
-        <w:t xml:space="preserve"> </w:t>
-      </w:r>
-      <w:r>
-        <w:t xml:space="preserve">Truy cập ngày 25/07/2026.</w:t>
+        <w:t xml:space="preserve">[14] Plan to Eat,</w:t>
+      </w:r>
+      <w:r>
+        <w:t xml:space="preserve"> </w:t>
+      </w:r>
+      <w:r>
+        <w:t xml:space="preserve">“Yummly is Closing: Discover the Best Meal Planning</w:t>
+      </w:r>
+      <w:r>
+        <w:t xml:space="preserve"> </w:t>
+      </w:r>
+      <w:r>
+        <w:t xml:space="preserve">Alternative”</w:t>
+      </w:r>
+      <w:r>
+        <w:t xml:space="preserve">. [Online]. Địa chỉ:</w:t>
+      </w:r>
+      <w:r>
+        <w:t xml:space="preserve"> </w:t>
+      </w:r>
+      <w:r>
+        <w:t xml:space="preserve">https://www.plantoeat.com/blog/2024/12/yummly-is-closing-discover-the-best-meal-planning-alternative/.</w:t>
+      </w:r>
+      <w:r>
+        <w:t xml:space="preserve"> </w:t>
+      </w:r>
+      <w:r>
+        <w:t xml:space="preserve">[Truy cập ngày 25/07/2026].</w:t>
       </w:r>
     </w:p>
     <w:p>
@@ -7438,324 +7714,36 @@
         <w:pStyle w:val="BodyText"/>
       </w:pPr>
       <w:r>
-        <w:t xml:space="preserve">[4] Apple App Store.</w:t>
-      </w:r>
-      <w:r>
-        <w:t xml:space="preserve"> </w:t>
-      </w:r>
-      <w:r>
-        <w:t xml:space="preserve">“Cookpad Recipes”</w:t>
-      </w:r>
-      <w:r>
-        <w:t xml:space="preserve">.</w:t>
-      </w:r>
-      <w:r>
-        <w:t xml:space="preserve"> </w:t>
-      </w:r>
-      <w:r>
-        <w:t xml:space="preserve">https://apps.apple.com/us/app/cookpad-recipes/id340368403. Truy cập ngày</w:t>
-      </w:r>
-      <w:r>
-        <w:t xml:space="preserve"> </w:t>
-      </w:r>
-      <w:r>
-        <w:t xml:space="preserve">25/07/2026.</w:t>
-      </w:r>
-    </w:p>
-    <w:p>
-      <w:pPr>
-        <w:pStyle w:val="BodyText"/>
-      </w:pPr>
-      <w:r>
-        <w:t xml:space="preserve">[5] Cookpad.</w:t>
-      </w:r>
-      <w:r>
-        <w:t xml:space="preserve"> </w:t>
-      </w:r>
-      <w:r>
-        <w:t xml:space="preserve">“Cookpad Việt Nam”</w:t>
-      </w:r>
-      <w:r>
-        <w:t xml:space="preserve">. https://cookpad.com/vn. Truy cập ngày</w:t>
-      </w:r>
-      <w:r>
-        <w:t xml:space="preserve"> </w:t>
-      </w:r>
-      <w:r>
-        <w:t xml:space="preserve">25/07/2026.</w:t>
-      </w:r>
-    </w:p>
-    <w:p>
-      <w:pPr>
-        <w:pStyle w:val="BodyText"/>
-      </w:pPr>
-      <w:r>
-        <w:t xml:space="preserve">[6] Plan to Eat.</w:t>
-      </w:r>
-      <w:r>
-        <w:t xml:space="preserve"> </w:t>
-      </w:r>
-      <w:r>
-        <w:t xml:space="preserve">“Yummly is Closing: Discover the Best Meal Planning</w:t>
-      </w:r>
-      <w:r>
-        <w:t xml:space="preserve"> </w:t>
-      </w:r>
-      <w:r>
-        <w:t xml:space="preserve">Alternative”</w:t>
-      </w:r>
-      <w:r>
-        <w:t xml:space="preserve">.</w:t>
-      </w:r>
-      <w:r>
-        <w:t xml:space="preserve"> </w:t>
-      </w:r>
-      <w:r>
-        <w:t xml:space="preserve">https://www.plantoeat.com/blog/2024/12/yummly-is-closing-discover-the-best-meal-planning-alternative/.</w:t>
-      </w:r>
-      <w:r>
-        <w:t xml:space="preserve"> </w:t>
-      </w:r>
-      <w:r>
-        <w:t xml:space="preserve">Truy cập ngày 25/07/2026.</w:t>
-      </w:r>
-    </w:p>
-    <w:p>
-      <w:pPr>
-        <w:pStyle w:val="BodyText"/>
-      </w:pPr>
-      <w:r>
-        <w:t xml:space="preserve">[7] Kiểm tra trực tiếp trong quá trình khảo sát: truy vấn https://www.yummly.com/</w:t>
-      </w:r>
-      <w:r>
-        <w:t xml:space="preserve"> </w:t>
-      </w:r>
-      <w:r>
-        <w:t xml:space="preserve">trả về mã chuyển hướng HTTP 301 tới https://www.kitchenaid.com/recipes; tên miền</w:t>
-      </w:r>
-      <w:r>
-        <w:t xml:space="preserve"> </w:t>
-      </w:r>
-      <w:r>
-        <w:t xml:space="preserve">help.yummly.com không phân giải được. Ngày kiểm tra 25/07/2026.</w:t>
-      </w:r>
-    </w:p>
-    <w:p>
-      <w:pPr>
-        <w:pStyle w:val="BodyText"/>
-      </w:pPr>
-      <w:r>
-        <w:t xml:space="preserve">[8] CafeF.</w:t>
-      </w:r>
-      <w:r>
-        <w:t xml:space="preserve"> </w:t>
-      </w:r>
-      <w:r>
-        <w:t xml:space="preserve">“Thị trường quá khốc liệt, Cooky - startup đi chợ online của Founder</w:t>
-      </w:r>
-      <w:r>
-        <w:t xml:space="preserve"> </w:t>
-      </w:r>
-      <w:r>
-        <w:t xml:space="preserve">ShopeeFood rời thị trường Hà Nội, chỉ còn hoạt động tại TPHCM”</w:t>
-      </w:r>
-      <w:r>
-        <w:t xml:space="preserve">.</w:t>
-      </w:r>
-      <w:r>
-        <w:t xml:space="preserve"> </w:t>
-      </w:r>
-      <w:r>
-        <w:t xml:space="preserve">https://cafef.vn/thi-truong-qua-khoc-liet-cooky-startup-di-cho-online-cua-founder-shopeefood-roi-thi-truong-ha-noi-chi-con-hoat-dong-tai-tphcm-188231205162148255.chn.</w:t>
-      </w:r>
-      <w:r>
-        <w:t xml:space="preserve"> </w:t>
-      </w:r>
-      <w:r>
-        <w:t xml:space="preserve">Truy cập ngày 25/07/2026.</w:t>
-      </w:r>
-    </w:p>
-    <w:p>
-      <w:pPr>
-        <w:pStyle w:val="BodyText"/>
-      </w:pPr>
-      <w:r>
-        <w:t xml:space="preserve">[9] Esheep Kitchen. Trang chủ. https://www.esheepkitchen.com/. Truy cập ngày</w:t>
-      </w:r>
-      <w:r>
-        <w:t xml:space="preserve"> </w:t>
-      </w:r>
-      <w:r>
-        <w:t xml:space="preserve">25/07/2026.</w:t>
-      </w:r>
-    </w:p>
-    <w:p>
-      <w:pPr>
-        <w:pStyle w:val="BodyText"/>
-      </w:pPr>
-      <w:r>
-        <w:t xml:space="preserve">[10] Mealime. Trang chủ. https://www.mealime.com/. Truy cập ngày 25/07/2026.</w:t>
-      </w:r>
-    </w:p>
-    <w:p>
-      <w:pPr>
-        <w:pStyle w:val="BodyText"/>
-      </w:pPr>
-      <w:r>
-        <w:t xml:space="preserve">[11] Apple App Store.</w:t>
-      </w:r>
-      <w:r>
-        <w:t xml:space="preserve"> </w:t>
-      </w:r>
-      <w:r>
-        <w:t xml:space="preserve">“Mealime Meal Plans &amp; Recipes”</w:t>
-      </w:r>
-      <w:r>
-        <w:t xml:space="preserve">.</w:t>
-      </w:r>
-      <w:r>
-        <w:t xml:space="preserve"> </w:t>
-      </w:r>
-      <w:r>
-        <w:t xml:space="preserve">https://apps.apple.com/us/app/mealime-meal-plans-recipes/id1079999103. Truy cập</w:t>
-      </w:r>
-      <w:r>
-        <w:t xml:space="preserve"> </w:t>
-      </w:r>
-      <w:r>
-        <w:t xml:space="preserve">ngày 25/07/2026.</w:t>
-      </w:r>
-    </w:p>
-    <w:p>
-      <w:pPr>
-        <w:pStyle w:val="BodyText"/>
-      </w:pPr>
-      <w:r>
-        <w:t xml:space="preserve">[12] Paprika App. Trang chủ. https://www.paprikaapp.com/. Truy cập ngày</w:t>
-      </w:r>
-      <w:r>
-        <w:t xml:space="preserve"> </w:t>
-      </w:r>
-      <w:r>
-        <w:t xml:space="preserve">25/07/2026.</w:t>
-      </w:r>
-    </w:p>
-    <w:p>
-      <w:pPr>
-        <w:pStyle w:val="BodyText"/>
-      </w:pPr>
-      <w:r>
-        <w:t xml:space="preserve">[13] Apple App Store.</w:t>
-      </w:r>
-      <w:r>
-        <w:t xml:space="preserve"> </w:t>
-      </w:r>
-      <w:r>
-        <w:t xml:space="preserve">“Paprika Recipe Manager 3”</w:t>
-      </w:r>
-      <w:r>
-        <w:t xml:space="preserve">.</w:t>
-      </w:r>
-      <w:r>
-        <w:t xml:space="preserve"> </w:t>
-      </w:r>
-      <w:r>
-        <w:t xml:space="preserve">https://apps.apple.com/us/app/paprika-recipe-manager-3/id1303222628. Truy cập</w:t>
-      </w:r>
-      <w:r>
-        <w:t xml:space="preserve"> </w:t>
-      </w:r>
-      <w:r>
-        <w:t xml:space="preserve">ngày 25/07/2026.</w:t>
-      </w:r>
-    </w:p>
-    <w:p>
-      <w:pPr>
-        <w:pStyle w:val="BodyText"/>
-      </w:pPr>
-      <w:r>
-        <w:t xml:space="preserve">[14] T. H. Cormen, C. E. Leiserson, R. L. Rivest, C. Stein.</w:t>
-      </w:r>
-      <w:r>
-        <w:t xml:space="preserve"> </w:t>
-      </w:r>
-      <w:r>
-        <w:rPr>
-          <w:i/>
-          <w:iCs/>
-        </w:rPr>
-        <w:t xml:space="preserve">Introduction to</w:t>
-      </w:r>
-      <w:r>
-        <w:rPr>
-          <w:i/>
-          <w:iCs/>
-        </w:rPr>
-        <w:t xml:space="preserve"> </w:t>
-      </w:r>
-      <w:r>
-        <w:rPr>
-          <w:i/>
-          <w:iCs/>
-        </w:rPr>
-        <w:t xml:space="preserve">Algorithms</w:t>
-      </w:r>
-      <w:r>
-        <w:t xml:space="preserve">, 4th ed. MIT Press, 2022. (Chương về thuật toán tham lam - Greedy</w:t>
-      </w:r>
-      <w:r>
-        <w:t xml:space="preserve"> </w:t>
-      </w:r>
-      <w:r>
-        <w:t xml:space="preserve">Algorithms.)</w:t>
-      </w:r>
-    </w:p>
-    <w:p>
-      <w:pPr>
-        <w:pStyle w:val="BodyText"/>
-      </w:pPr>
-      <w:r>
-        <w:t xml:space="preserve">[15] C. D. Manning, P. Raghavan, H. Schütze.</w:t>
-      </w:r>
-      <w:r>
-        <w:t xml:space="preserve"> </w:t>
-      </w:r>
-      <w:r>
-        <w:rPr>
-          <w:i/>
-          <w:iCs/>
-        </w:rPr>
-        <w:t xml:space="preserve">Introduction to Information</w:t>
-      </w:r>
-      <w:r>
-        <w:rPr>
-          <w:i/>
-          <w:iCs/>
-        </w:rPr>
-        <w:t xml:space="preserve"> </w:t>
-      </w:r>
-      <w:r>
-        <w:rPr>
-          <w:i/>
-          <w:iCs/>
-        </w:rPr>
-        <w:t xml:space="preserve">Retrieval</w:t>
-      </w:r>
-      <w:r>
-        <w:t xml:space="preserve">. Cambridge University Press, 2008. (Chương về độ đo tương đồng tập</w:t>
-      </w:r>
-      <w:r>
-        <w:t xml:space="preserve"> </w:t>
-      </w:r>
-      <w:r>
-        <w:t xml:space="preserve">hợp.)</w:t>
+        <w:t xml:space="preserve">[15] Yummly, kiểm tra trực tiếp trong quá trình khảo sát: truy vấn</w:t>
+      </w:r>
+      <w:r>
+        <w:t xml:space="preserve"> </w:t>
+      </w:r>
+      <w:r>
+        <w:t xml:space="preserve">https://www.yummly.com/ trả về mã chuyển hướng HTTP 301 tới</w:t>
+      </w:r>
+      <w:r>
+        <w:t xml:space="preserve"> </w:t>
+      </w:r>
+      <w:r>
+        <w:t xml:space="preserve">https://www.kitchenaid.com/recipes; tên miền help.yummly.com không phân giải</w:t>
+      </w:r>
+      <w:r>
+        <w:t xml:space="preserve"> </w:t>
+      </w:r>
+      <w:r>
+        <w:t xml:space="preserve">được. [Ngày kiểm tra 25/07/2026].</w:t>
       </w:r>
     </w:p>
     <w:bookmarkEnd w:id="39"/>
     <w:sectPr>
+      <w:footerReference r:id="rIdFooter1" w:type="default"/>
       <w:footnotePr>
         <w:numRestart w:val="eachSect"/>
       </w:footnotePr>
+      <w:pgNumType w:start="1"/>
+      <w:pgSz w:h="16838" w:w="11906"/>
+      <w:pgMar w:bottom="1134" w:footer="720" w:gutter="0" w:header="720" w:left="1701" w:right="1134" w:top="1134"/>
     </w:sectPr>
   </w:body>
 </w:document>
@@ -7763,6 +7751,29 @@
 
 <file path=word/comments.xml><?xml version="1.0" encoding="utf-8"?>
 <w:comments xmlns:w="http://schemas.openxmlformats.org/wordprocessingml/2006/main" xmlns:m="http://schemas.openxmlformats.org/officeDocument/2006/math" xmlns:r="http://schemas.openxmlformats.org/officeDocument/2006/relationships" xmlns:o="urn:schemas-microsoft-com:office:office" xmlns:v="urn:schemas-microsoft-com:vml" xmlns:w10="urn:schemas-microsoft-com:office:word" xmlns:a="http://schemas.openxmlformats.org/drawingml/2006/main" xmlns:pic="http://schemas.openxmlformats.org/drawingml/2006/picture" xmlns:wp="http://schemas.openxmlformats.org/drawingml/2006/wordprocessingDrawing"/>
+</file>
+
+<file path=word/footer1.xml><?xml version="1.0" encoding="utf-8"?>
+<w:ftr xmlns:w="http://schemas.openxmlformats.org/wordprocessingml/2006/main">
+  <w:p>
+    <w:pPr>
+      <w:jc w:val="right"/>
+      <w:rPr>
+        <w:rFonts w:ascii="Times New Roman" w:hAnsi="Times New Roman"/>
+        <w:sz w:val="26"/>
+      </w:rPr>
+    </w:pPr>
+    <w:r>
+      <w:fldChar w:fldCharType="begin"/>
+    </w:r>
+    <w:r>
+      <w:instrText xml:space="preserve"> PAGE </w:instrText>
+    </w:r>
+    <w:r>
+      <w:fldChar w:fldCharType="end"/>
+    </w:r>
+  </w:p>
+</w:ftr>
 </file>
 
 <file path=word/footnotes.xml><?xml version="1.0" encoding="utf-8"?>
@@ -8233,8 +8244,8 @@
     <w:rPrDefault>
       <w:rPr>
         <w:rFonts w:asciiTheme="minorHAnsi" w:cstheme="minorBidi" w:eastAsiaTheme="minorEastAsia" w:hAnsiTheme="minorHAnsi"/>
-        <w:sz w:val="24"/>
-        <w:szCs w:val="24"/>
+        <w:sz w:val="26"/>
+        <w:szCs w:val="26"/>
         <w:lang w:bidi="ar-SA" w:eastAsia="zh-CN" w:val="vi"/>
       </w:rPr>
     </w:rPrDefault>
@@ -8255,7 +8266,7 @@
     <w:link w:val="BodyTextChar"/>
     <w:qFormat/>
     <w:pPr>
-      <w:spacing w:after="180" w:before="180"/>
+      <w:spacing w:after="120" w:before="120" w:line="360" w:lineRule="auto"/>
     </w:pPr>
   </w:style>
   <w:style w:customStyle="1" w:styleId="FirstParagraph" w:type="paragraph">
@@ -8269,8 +8280,12 @@
     <w:basedOn w:val="BodyText"/>
     <w:qFormat/>
     <w:pPr>
-      <w:spacing w:after="36" w:before="36"/>
+      <w:spacing w:after="20" w:before="20" w:line="240" w:lineRule="auto"/>
     </w:pPr>
+    <w:rPr>
+      <w:sz w:val="24"/>
+      <w:szCs w:val="24"/>
+    </w:rPr>
   </w:style>
   <w:style w:styleId="Title" w:type="paragraph">
     <w:name w:val="Title"/>
@@ -8416,7 +8431,7 @@
     <w:pPr>
       <w:keepNext/>
       <w:keepLines/>
-      <w:spacing w:after="80" w:before="360"/>
+      <w:spacing w:after="60" w:before="240" w:line="240" w:lineRule="auto"/>
       <w:outlineLvl w:val="0"/>
     </w:pPr>
     <w:rPr>
@@ -8439,7 +8454,7 @@
     <w:pPr>
       <w:keepNext/>
       <w:keepLines/>
-      <w:spacing w:after="80" w:before="160"/>
+      <w:spacing w:after="60" w:before="160" w:line="240" w:lineRule="auto"/>
       <w:outlineLvl w:val="1"/>
     </w:pPr>
     <w:rPr>
@@ -8462,7 +8477,7 @@
     <w:pPr>
       <w:keepNext/>
       <w:keepLines/>
-      <w:spacing w:after="80" w:before="160"/>
+      <w:spacing w:after="60" w:before="120" w:line="240" w:lineRule="auto"/>
       <w:outlineLvl w:val="2"/>
     </w:pPr>
     <w:rPr>
@@ -8485,7 +8500,7 @@
     <w:pPr>
       <w:keepNext/>
       <w:keepLines/>
-      <w:spacing w:after="40" w:before="80"/>
+      <w:spacing w:after="60" w:before="100" w:line="240" w:lineRule="auto"/>
       <w:outlineLvl w:val="3"/>
     </w:pPr>
     <w:rPr>
@@ -8843,7 +8858,7 @@
     <w:name w:val="Verbatim Char"/>
     <w:basedOn w:val="BodyTextChar"/>
     <w:rPr>
-      <w:rFonts w:ascii="Consolas" w:hAnsi="Consolas"/>
+      <w:rFonts w:ascii="Times New Roman" w:hAnsi="Times New Roman"/>
       <w:sz w:val="22"/>
     </w:rPr>
   </w:style>
